--- a/Community-Sessions-Content.docx
+++ b/Community-Sessions-Content.docx
@@ -345,7 +345,12 @@
     </w:p>
     <w:p>
       <w:r>
-        <w:t>Before committing to an intervention, use the Constraints Worksheet to test your approach against real conditions. ↓ Download the Constraints Worksheet</w:t>
+        <w:t>Before committing to an intervention, use the Feasibility Worksheet to test your approach against real conditions. ↓ Download the Feasibility Worksheet</w:t>
+      </w:r>
+    </w:p>
+    <w:p>
+      <w:r>
+        <w:t>↓ Watch the Map It video</w:t>
       </w:r>
     </w:p>
     <w:p>
@@ -700,7 +705,12 @@
     </w:p>
     <w:p>
       <w:r>
-        <w:t>Before committing to an approach, use the Constraints Worksheet to reality-check it against what the community can actually do. ↓ Download the Constraints Worksheet</w:t>
+        <w:t>Before committing to an approach, use the Feasibility Worksheet to reality-check it against what the community can actually do. ↓ Download the Feasibility Worksheet</w:t>
+      </w:r>
+    </w:p>
+    <w:p>
+      <w:r>
+        <w:t>↓ Watch the Reverse It video</w:t>
       </w:r>
     </w:p>
     <w:sectPr>

--- a/Community-Sessions-Content.docx
+++ b/Community-Sessions-Content.docx
@@ -87,17 +87,12 @@
         <w:pStyle w:val="Heading5"/>
       </w:pPr>
       <w:r>
-        <w:t>Session Guide</w:t>
+        <w:t>Community Sessions Tool</w:t>
       </w:r>
     </w:p>
     <w:p>
       <w:r>
-        <w:t>A printable version of this page to take into the field.</w:t>
-      </w:r>
-    </w:p>
-    <w:p>
-      <w:r>
-        <w:t>Step-by-step walkthrough of a real vicious cycle map, built from an ETP case story.</w:t>
+        <w:t>A printable version of this tool to take into the field.</w:t>
       </w:r>
     </w:p>
     <w:p>
@@ -350,11 +345,6 @@
     </w:p>
     <w:p>
       <w:r>
-        <w:t>↓ Watch the Map It video</w:t>
-      </w:r>
-    </w:p>
-    <w:p>
-      <w:r>
         <w:br w:type="page"/>
       </w:r>
     </w:p>
@@ -376,17 +366,12 @@
         <w:pStyle w:val="Heading5"/>
       </w:pPr>
       <w:r>
-        <w:t>Session Guide</w:t>
+        <w:t>Community Sessions Tool</w:t>
       </w:r>
     </w:p>
     <w:p>
       <w:r>
-        <w:t>A printable version of this page to take into the field.</w:t>
-      </w:r>
-    </w:p>
-    <w:p>
-      <w:r>
-        <w:t>Step-by-step walkthrough of how a real community identified and chose their lever.</w:t>
+        <w:t>A printable version of this tool to take into the field.</w:t>
       </w:r>
     </w:p>
     <w:p>
@@ -706,11 +691,6 @@
     <w:p>
       <w:r>
         <w:t>Before committing to an approach, use the Feasibility Worksheet to reality-check it against what the community can actually do. ↓ Download the Feasibility Worksheet</w:t>
-      </w:r>
-    </w:p>
-    <w:p>
-      <w:r>
-        <w:t>↓ Watch the Reverse It video</w:t>
       </w:r>
     </w:p>
     <w:sectPr>
